--- a/ADMIN_GUIDE_V2(UPDATED).docx
+++ b/ADMIN_GUIDE_V2(UPDATED).docx
@@ -2330,7 +2330,7 @@
         <w:rPr>
           <w:b/>
         </w:rPr>
-        <w:t>Start As \&lt;Name\&gt;</w:t>
+        <w:t>Start As \&lt;LTA Email Address\&gt;</w:t>
       </w:r>
       <w:r>
         <w:t>. A PIN prompt appears if this is not the currently active session.</w:t>
